--- a/zht/docx/39.content.docx
+++ b/zht/docx/39.content.docx
@@ -136,13 +136,6 @@
         <w:rPr>
           <w:lang w:val="zh_TW" w:bidi="zh_TW"/>
         </w:rPr>
-      </w:r>
-      <w:r>
-        <w:rPr>
-          <w:i/>
-          <w:lang w:val="zh_TW" w:bidi="zh_TW"/>
-        </w:rPr>
-        <w:t>瑪拉基書 1:1, 瑪拉基書 1:2–3, 瑪拉基書 1:4–5, 瑪拉基書 1:6–7, 瑪拉基書 1:8–9, 瑪拉基書 1:10–11, 瑪拉基書 1:13, 瑪拉基書 1:14, 瑪拉基書 2:3–4, 瑪拉基書 2:7, 瑪拉基書 2:8–9, 瑪拉基書 2:10–12, 瑪拉基書 2:14–15, 瑪拉基書 2:15–16, 瑪拉基書 2:17, 瑪拉基書 3:1, 瑪拉基書 3:3, 瑪拉基書 3:4–5, 瑪拉基書 3:6–7, 瑪拉基書 3:7, 瑪拉基書 3:8, 瑪拉基書 3:10–12, 瑪拉基書 3:13–15, 瑪拉基書 3:17, 瑪拉基書 3:17–18, 瑪拉基書 4:1–2, 瑪拉基書 4:2, 瑪拉基書 4:2–3, 瑪拉基書 4:4, 瑪拉基書 4:5–6</w:t>
       </w:r>
       <w:r>
         <w:rPr>

--- a/zht/docx/39.content.docx
+++ b/zht/docx/39.content.docx
@@ -123,19 +123,6 @@
           <w:lang w:val="zh_TW" w:bidi="zh_TW"/>
         </w:rPr>
         <w:t>MAL</w:t>
-      </w:r>
-      <w:r>
-        <w:rPr>
-          <w:lang w:val="zh_TW" w:bidi="zh_TW"/>
-        </w:rPr>
-      </w:r>
-    </w:p>
-    <w:p>
-      <w:pPr/>
-      <w:r>
-        <w:rPr>
-          <w:lang w:val="zh_TW" w:bidi="zh_TW"/>
-        </w:rPr>
       </w:r>
       <w:r>
         <w:rPr>

--- a/zht/docx/39.content.docx
+++ b/zht/docx/39.content.docx
@@ -19,7 +19,7 @@
         <w:rPr>
           <w:lang w:val="zh_TW" w:bidi="zh_TW"/>
         </w:rPr>
-        <w:t>Resource: 翻譯問題 (unfoldingWord)</w:t>
+        <w:t>Resource: unfoldingWord® Translation Questions</w:t>
       </w:r>
       <w:r>
         <w:rPr>
@@ -85,7 +85,7 @@
         <w:rPr>
           <w:lang w:val="zh_TW" w:bidi="zh_TW"/>
         </w:rPr>
-        <w:t>翻譯問題 (unfoldingWord)</w:t>
+        <w:t>unfoldingWord® Translation Questions</w:t>
       </w:r>
     </w:p>
     <w:p>
